--- a/Laporan/Laporan_Praktikum_6_Pemrograman_Web_Patrik_Janssen.docx
+++ b/Laporan/Laporan_Praktikum_6_Pemrograman_Web_Patrik_Janssen.docx
@@ -29,7 +29,14 @@
           <w:b/>
           <w:sz w:val="32"/>
         </w:rPr>
-        <w:t>PEMROGRAMAN WEB PRAKTIKUM 3</w:t>
+        <w:t xml:space="preserve">PEMROGRAMAN WEB PRAKTIKUM </w:t>
+      </w:r>
+      <w:r>
+        <w:rPr>
+          <w:b/>
+          <w:sz w:val="32"/>
+        </w:rPr>
+        <w:t>6</w:t>
       </w:r>
     </w:p>
     <w:p>
@@ -39,15 +46,28 @@
         <w:rPr>
           <w:b/>
           <w:sz w:val="32"/>
-        </w:rPr>
-      </w:pPr>
-      <w:r>
+          <w:lang w:val="id-ID"/>
+        </w:rPr>
+      </w:pPr>
+      <w:r>
+        <w:rPr>
+          <w:b/>
+          <w:bCs/>
+          <w:sz w:val="32"/>
+          <w:lang w:val="id-ID"/>
+        </w:rPr>
+        <w:t>JAVASCRIPT DAN DOCUMENT OBJECT MODEL (DOM)</w:t>
+      </w:r>
+    </w:p>
+    <w:p>
+      <w:pPr>
+        <w:spacing w:after="40"/>
+        <w:jc w:val="center"/>
         <w:rPr>
           <w:b/>
           <w:sz w:val="32"/>
         </w:rPr>
-        <w:t>CSS DISPLAY DAN BOX MODEL</w:t>
-      </w:r>
+      </w:pPr>
     </w:p>
     <w:p/>
     <w:p/>
@@ -333,13 +353,6 @@
           <w:color w:val="000000" w:themeColor="text1"/>
         </w:rPr>
       </w:pPr>
-      <w:r>
-        <w:rPr>
-          <w:rFonts w:cs="Times New Roman"/>
-          <w:color w:val="000000" w:themeColor="text1"/>
-        </w:rPr>
-        <w:br w:type="page"/>
-      </w:r>
     </w:p>
     <w:p>
       <w:pPr>
@@ -349,7 +362,6 @@
         <w:rPr>
           <w:b/>
         </w:rPr>
-        <w:lastRenderedPageBreak/>
         <w:t xml:space="preserve">A. Tujuan </w:t>
       </w:r>
       <w:proofErr w:type="spellStart"/>
@@ -1505,14 +1517,14 @@
         <w:rPr>
           <w:i/>
         </w:rPr>
-        <w:t>Gambar 1. s</w:t>
+        <w:t xml:space="preserve">Gambar 1. </w:t>
       </w:r>
       <w:proofErr w:type="spellStart"/>
       <w:r>
         <w:rPr>
           <w:i/>
         </w:rPr>
-        <w:t>truktur</w:t>
+        <w:t>struktur</w:t>
       </w:r>
       <w:proofErr w:type="spellEnd"/>
       <w:r>
